--- a/tillsyn/A 55215-2025 tillsynsbegäran.docx
+++ b/tillsyn/A 55215-2025 tillsynsbegäran.docx
@@ -251,7 +251,7 @@
     <w:r>
       <w:tab/>
       <w:tab/>
-      <w:t>2025-11-08</w:t>
+      <w:t>2025-11-09</w:t>
       <w:br/>
       <w:br/>
     </w:r>

--- a/tillsyn/A 55215-2025 tillsynsbegäran.docx
+++ b/tillsyn/A 55215-2025 tillsynsbegäran.docx
@@ -251,7 +251,7 @@
     <w:r>
       <w:tab/>
       <w:tab/>
-      <w:t>2025-11-09</w:t>
+      <w:t>2025-11-10</w:t>
       <w:br/>
       <w:br/>
     </w:r>

--- a/tillsyn/A 55215-2025 tillsynsbegäran.docx
+++ b/tillsyn/A 55215-2025 tillsynsbegäran.docx
@@ -251,7 +251,7 @@
     <w:r>
       <w:tab/>
       <w:tab/>
-      <w:t>2025-11-10</w:t>
+      <w:t>2025-11-11</w:t>
       <w:br/>
       <w:br/>
     </w:r>

--- a/tillsyn/A 55215-2025 tillsynsbegäran.docx
+++ b/tillsyn/A 55215-2025 tillsynsbegäran.docx
@@ -251,7 +251,7 @@
     <w:r>
       <w:tab/>
       <w:tab/>
-      <w:t>2025-11-11</w:t>
+      <w:t>2025-11-12</w:t>
       <w:br/>
       <w:br/>
     </w:r>

--- a/tillsyn/A 55215-2025 tillsynsbegäran.docx
+++ b/tillsyn/A 55215-2025 tillsynsbegäran.docx
@@ -251,7 +251,7 @@
     <w:r>
       <w:tab/>
       <w:tab/>
-      <w:t>2025-11-12</w:t>
+      <w:t>2025-11-13</w:t>
       <w:br/>
       <w:br/>
     </w:r>

--- a/tillsyn/A 55215-2025 tillsynsbegäran.docx
+++ b/tillsyn/A 55215-2025 tillsynsbegäran.docx
@@ -251,7 +251,7 @@
     <w:r>
       <w:tab/>
       <w:tab/>
-      <w:t>2025-11-13</w:t>
+      <w:t>2025-11-14</w:t>
       <w:br/>
       <w:br/>
     </w:r>

--- a/tillsyn/A 55215-2025 tillsynsbegäran.docx
+++ b/tillsyn/A 55215-2025 tillsynsbegäran.docx
@@ -251,7 +251,7 @@
     <w:r>
       <w:tab/>
       <w:tab/>
-      <w:t>2025-11-14</w:t>
+      <w:t>2025-11-15</w:t>
       <w:br/>
       <w:br/>
     </w:r>

--- a/tillsyn/A 55215-2025 tillsynsbegäran.docx
+++ b/tillsyn/A 55215-2025 tillsynsbegäran.docx
@@ -251,7 +251,7 @@
     <w:r>
       <w:tab/>
       <w:tab/>
-      <w:t>2025-11-15</w:t>
+      <w:t>2025-11-20</w:t>
       <w:br/>
       <w:br/>
     </w:r>

--- a/tillsyn/A 55215-2025 tillsynsbegäran.docx
+++ b/tillsyn/A 55215-2025 tillsynsbegäran.docx
@@ -251,7 +251,7 @@
     <w:r>
       <w:tab/>
       <w:tab/>
-      <w:t>2025-11-20</w:t>
+      <w:t>2025-11-21</w:t>
       <w:br/>
       <w:br/>
     </w:r>

--- a/tillsyn/A 55215-2025 tillsynsbegäran.docx
+++ b/tillsyn/A 55215-2025 tillsynsbegäran.docx
@@ -251,7 +251,7 @@
     <w:r>
       <w:tab/>
       <w:tab/>
-      <w:t>2025-11-21</w:t>
+      <w:t>2025-11-22</w:t>
       <w:br/>
       <w:br/>
     </w:r>

--- a/tillsyn/A 55215-2025 tillsynsbegäran.docx
+++ b/tillsyn/A 55215-2025 tillsynsbegäran.docx
@@ -251,7 +251,7 @@
     <w:r>
       <w:tab/>
       <w:tab/>
-      <w:t>2025-11-22</w:t>
+      <w:t>2025-11-23</w:t>
       <w:br/>
       <w:br/>
     </w:r>

--- a/tillsyn/A 55215-2025 tillsynsbegäran.docx
+++ b/tillsyn/A 55215-2025 tillsynsbegäran.docx
@@ -251,7 +251,7 @@
     <w:r>
       <w:tab/>
       <w:tab/>
-      <w:t>2025-11-23</w:t>
+      <w:t>2025-11-24</w:t>
       <w:br/>
       <w:br/>
     </w:r>

--- a/tillsyn/A 55215-2025 tillsynsbegäran.docx
+++ b/tillsyn/A 55215-2025 tillsynsbegäran.docx
@@ -251,7 +251,7 @@
     <w:r>
       <w:tab/>
       <w:tab/>
-      <w:t>2025-11-24</w:t>
+      <w:t>2025-11-25</w:t>
       <w:br/>
       <w:br/>
     </w:r>

--- a/tillsyn/A 55215-2025 tillsynsbegäran.docx
+++ b/tillsyn/A 55215-2025 tillsynsbegäran.docx
@@ -251,7 +251,7 @@
     <w:r>
       <w:tab/>
       <w:tab/>
-      <w:t>2025-11-25</w:t>
+      <w:t>2025-11-26</w:t>
       <w:br/>
       <w:br/>
     </w:r>

--- a/tillsyn/A 55215-2025 tillsynsbegäran.docx
+++ b/tillsyn/A 55215-2025 tillsynsbegäran.docx
@@ -251,7 +251,7 @@
     <w:r>
       <w:tab/>
       <w:tab/>
-      <w:t>2025-11-26</w:t>
+      <w:t>2025-11-27</w:t>
       <w:br/>
       <w:br/>
     </w:r>

--- a/tillsyn/A 55215-2025 tillsynsbegäran.docx
+++ b/tillsyn/A 55215-2025 tillsynsbegäran.docx
@@ -251,7 +251,7 @@
     <w:r>
       <w:tab/>
       <w:tab/>
-      <w:t>2025-11-27</w:t>
+      <w:t>2025-11-28</w:t>
       <w:br/>
       <w:br/>
     </w:r>

--- a/tillsyn/A 55215-2025 tillsynsbegäran.docx
+++ b/tillsyn/A 55215-2025 tillsynsbegäran.docx
@@ -251,7 +251,7 @@
     <w:r>
       <w:tab/>
       <w:tab/>
-      <w:t>2025-11-28</w:t>
+      <w:t>2025-11-29</w:t>
       <w:br/>
       <w:br/>
     </w:r>

--- a/tillsyn/A 55215-2025 tillsynsbegäran.docx
+++ b/tillsyn/A 55215-2025 tillsynsbegäran.docx
@@ -251,7 +251,7 @@
     <w:r>
       <w:tab/>
       <w:tab/>
-      <w:t>2025-11-29</w:t>
+      <w:t>2025-11-30</w:t>
       <w:br/>
       <w:br/>
     </w:r>

--- a/tillsyn/A 55215-2025 tillsynsbegäran.docx
+++ b/tillsyn/A 55215-2025 tillsynsbegäran.docx
@@ -251,7 +251,7 @@
     <w:r>
       <w:tab/>
       <w:tab/>
-      <w:t>2025-11-30</w:t>
+      <w:t>2025-12-01</w:t>
       <w:br/>
       <w:br/>
     </w:r>

--- a/tillsyn/A 55215-2025 tillsynsbegäran.docx
+++ b/tillsyn/A 55215-2025 tillsynsbegäran.docx
@@ -251,7 +251,7 @@
     <w:r>
       <w:tab/>
       <w:tab/>
-      <w:t>2025-12-01</w:t>
+      <w:t>2025-12-02</w:t>
       <w:br/>
       <w:br/>
     </w:r>

--- a/tillsyn/A 55215-2025 tillsynsbegäran.docx
+++ b/tillsyn/A 55215-2025 tillsynsbegäran.docx
@@ -251,7 +251,7 @@
     <w:r>
       <w:tab/>
       <w:tab/>
-      <w:t>2025-12-02</w:t>
+      <w:t>2025-12-03</w:t>
       <w:br/>
       <w:br/>
     </w:r>

--- a/tillsyn/A 55215-2025 tillsynsbegäran.docx
+++ b/tillsyn/A 55215-2025 tillsynsbegäran.docx
@@ -251,7 +251,7 @@
     <w:r>
       <w:tab/>
       <w:tab/>
-      <w:t>2025-12-03</w:t>
+      <w:t>2025-12-04</w:t>
       <w:br/>
       <w:br/>
     </w:r>

--- a/tillsyn/A 55215-2025 tillsynsbegäran.docx
+++ b/tillsyn/A 55215-2025 tillsynsbegäran.docx
@@ -251,7 +251,7 @@
     <w:r>
       <w:tab/>
       <w:tab/>
-      <w:t>2025-12-04</w:t>
+      <w:t>2025-12-05</w:t>
       <w:br/>
       <w:br/>
     </w:r>

--- a/tillsyn/A 55215-2025 tillsynsbegäran.docx
+++ b/tillsyn/A 55215-2025 tillsynsbegäran.docx
@@ -251,7 +251,7 @@
     <w:r>
       <w:tab/>
       <w:tab/>
-      <w:t>2025-12-05</w:t>
+      <w:t>2025-12-06</w:t>
       <w:br/>
       <w:br/>
     </w:r>

--- a/tillsyn/A 55215-2025 tillsynsbegäran.docx
+++ b/tillsyn/A 55215-2025 tillsynsbegäran.docx
@@ -251,7 +251,7 @@
     <w:r>
       <w:tab/>
       <w:tab/>
-      <w:t>2025-12-06</w:t>
+      <w:t>2025-12-07</w:t>
       <w:br/>
       <w:br/>
     </w:r>

--- a/tillsyn/A 55215-2025 tillsynsbegäran.docx
+++ b/tillsyn/A 55215-2025 tillsynsbegäran.docx
@@ -251,7 +251,7 @@
     <w:r>
       <w:tab/>
       <w:tab/>
-      <w:t>2025-12-07</w:t>
+      <w:t>2025-12-08</w:t>
       <w:br/>
       <w:br/>
     </w:r>

--- a/tillsyn/A 55215-2025 tillsynsbegäran.docx
+++ b/tillsyn/A 55215-2025 tillsynsbegäran.docx
@@ -251,7 +251,7 @@
     <w:r>
       <w:tab/>
       <w:tab/>
-      <w:t>2025-12-08</w:t>
+      <w:t>2025-12-09</w:t>
       <w:br/>
       <w:br/>
     </w:r>

--- a/tillsyn/A 55215-2025 tillsynsbegäran.docx
+++ b/tillsyn/A 55215-2025 tillsynsbegäran.docx
@@ -251,7 +251,7 @@
     <w:r>
       <w:tab/>
       <w:tab/>
-      <w:t>2025-12-09</w:t>
+      <w:t>2025-12-10</w:t>
       <w:br/>
       <w:br/>
     </w:r>

--- a/tillsyn/A 55215-2025 tillsynsbegäran.docx
+++ b/tillsyn/A 55215-2025 tillsynsbegäran.docx
@@ -251,7 +251,7 @@
     <w:r>
       <w:tab/>
       <w:tab/>
-      <w:t>2025-12-10</w:t>
+      <w:t>2025-12-11</w:t>
       <w:br/>
       <w:br/>
     </w:r>

--- a/tillsyn/A 55215-2025 tillsynsbegäran.docx
+++ b/tillsyn/A 55215-2025 tillsynsbegäran.docx
@@ -251,7 +251,7 @@
     <w:r>
       <w:tab/>
       <w:tab/>
-      <w:t>2025-12-11</w:t>
+      <w:t>2025-12-12</w:t>
       <w:br/>
       <w:br/>
     </w:r>

--- a/tillsyn/A 55215-2025 tillsynsbegäran.docx
+++ b/tillsyn/A 55215-2025 tillsynsbegäran.docx
@@ -251,7 +251,7 @@
     <w:r>
       <w:tab/>
       <w:tab/>
-      <w:t>2025-12-12</w:t>
+      <w:t>2025-12-13</w:t>
       <w:br/>
       <w:br/>
     </w:r>
